--- a/2026/KrDzU2026poz11.docx
+++ b/2026/KrDzU2026poz11.docx
@@ -36,7 +36,16 @@
           <w:sz w:val="40"/>
           <w:szCs w:val="40"/>
         </w:rPr>
-        <w:t>ROZPORZĄDZENIE KRULA MULTIKONT</w:t>
+        <w:t xml:space="preserve">ROZPORZĄDZENIE </w:t>
+      </w:r>
+      <w:r>
+        <w:rPr>
+          <w:rFonts w:ascii="Times New Roman" w:hAnsi="Times New Roman" w:cs="Times New Roman"/>
+          <w:b/>
+          <w:sz w:val="40"/>
+          <w:szCs w:val="40"/>
+        </w:rPr>
+        <w:t>PRZEWODNICZĄCEGO RZĄDU KORONNEGO</w:t>
       </w:r>
     </w:p>
     <w:p>
@@ -124,7 +133,7 @@
           <w:sz w:val="24"/>
           <w:szCs w:val="24"/>
         </w:rPr>
-        <w:t xml:space="preserve">o </w:t>
+        <w:t>w sprawie</w:t>
       </w:r>
       <w:r>
         <w:rPr>
@@ -133,7 +142,7 @@
           <w:sz w:val="24"/>
           <w:szCs w:val="24"/>
         </w:rPr>
-        <w:t xml:space="preserve">utworzeniu Ministerstwa </w:t>
+        <w:t xml:space="preserve"> </w:t>
       </w:r>
       <w:r>
         <w:rPr>
@@ -142,7 +151,34 @@
           <w:sz w:val="24"/>
           <w:szCs w:val="24"/>
         </w:rPr>
-        <w:t>Spraw Wewnętrznych i Bezpieczeństwa Państwa</w:t>
+        <w:t>utworzeni</w:t>
+      </w:r>
+      <w:r>
+        <w:rPr>
+          <w:rFonts w:ascii="Times New Roman" w:hAnsi="Times New Roman" w:cs="Times New Roman"/>
+          <w:b/>
+          <w:sz w:val="24"/>
+          <w:szCs w:val="24"/>
+        </w:rPr>
+        <w:t>a</w:t>
+      </w:r>
+      <w:r>
+        <w:rPr>
+          <w:rFonts w:ascii="Times New Roman" w:hAnsi="Times New Roman" w:cs="Times New Roman"/>
+          <w:b/>
+          <w:sz w:val="24"/>
+          <w:szCs w:val="24"/>
+        </w:rPr>
+        <w:t xml:space="preserve"> </w:t>
+      </w:r>
+      <w:r>
+        <w:rPr>
+          <w:rFonts w:ascii="Times New Roman" w:hAnsi="Times New Roman" w:cs="Times New Roman"/>
+          <w:b/>
+          <w:sz w:val="24"/>
+          <w:szCs w:val="24"/>
+        </w:rPr>
+        <w:t>ministerstw koronnych</w:t>
       </w:r>
     </w:p>
     <w:p>
@@ -311,7 +347,270 @@
           <w:rFonts w:ascii="Times New Roman" w:hAnsi="Times New Roman" w:cs="Times New Roman"/>
           <w:bCs/>
         </w:rPr>
-        <w:t>Tworzy się Ministerstwo Spraw Wewnętrznych i Bezpieczeństwa Państwa.</w:t>
+        <w:t>Tworzy się</w:t>
+      </w:r>
+      <w:r>
+        <w:rPr>
+          <w:rFonts w:ascii="Times New Roman" w:hAnsi="Times New Roman" w:cs="Times New Roman"/>
+          <w:bCs/>
+        </w:rPr>
+        <w:t>:</w:t>
+      </w:r>
+    </w:p>
+    <w:p>
+      <w:pPr>
+        <w:keepNext/>
+        <w:keepLines/>
+        <w:spacing w:after="0" w:line="360" w:lineRule="auto"/>
+        <w:jc w:val="both"/>
+        <w:rPr>
+          <w:rFonts w:ascii="Times New Roman" w:hAnsi="Times New Roman" w:cs="Times New Roman"/>
+          <w:bCs/>
+        </w:rPr>
+      </w:pPr>
+      <w:r>
+        <w:rPr>
+          <w:rFonts w:ascii="Times New Roman" w:hAnsi="Times New Roman" w:cs="Times New Roman"/>
+          <w:bCs/>
+        </w:rPr>
+        <w:t>1)</w:t>
+      </w:r>
+      <w:r>
+        <w:rPr>
+          <w:rFonts w:ascii="Times New Roman" w:hAnsi="Times New Roman" w:cs="Times New Roman"/>
+          <w:bCs/>
+        </w:rPr>
+        <w:t xml:space="preserve"> Ministerstwo Spraw Wewnętrznych i Bezpieczeństwa Państwa</w:t>
+      </w:r>
+      <w:r>
+        <w:rPr>
+          <w:rFonts w:ascii="Times New Roman" w:hAnsi="Times New Roman" w:cs="Times New Roman"/>
+          <w:bCs/>
+        </w:rPr>
+        <w:t>;</w:t>
+      </w:r>
+    </w:p>
+    <w:p>
+      <w:pPr>
+        <w:keepNext/>
+        <w:keepLines/>
+        <w:spacing w:after="0" w:line="360" w:lineRule="auto"/>
+        <w:jc w:val="both"/>
+        <w:rPr>
+          <w:rFonts w:ascii="Times New Roman" w:hAnsi="Times New Roman" w:cs="Times New Roman"/>
+          <w:bCs/>
+        </w:rPr>
+      </w:pPr>
+      <w:r>
+        <w:rPr>
+          <w:rFonts w:ascii="Times New Roman" w:hAnsi="Times New Roman" w:cs="Times New Roman"/>
+          <w:bCs/>
+        </w:rPr>
+        <w:t>2) Ministerstwo Finansów;</w:t>
+      </w:r>
+    </w:p>
+    <w:p>
+      <w:pPr>
+        <w:keepNext/>
+        <w:keepLines/>
+        <w:spacing w:after="0" w:line="360" w:lineRule="auto"/>
+        <w:jc w:val="both"/>
+        <w:rPr>
+          <w:rFonts w:ascii="Times New Roman" w:hAnsi="Times New Roman" w:cs="Times New Roman"/>
+          <w:bCs/>
+        </w:rPr>
+      </w:pPr>
+      <w:r>
+        <w:rPr>
+          <w:rFonts w:ascii="Times New Roman" w:hAnsi="Times New Roman" w:cs="Times New Roman"/>
+          <w:bCs/>
+        </w:rPr>
+        <w:t>3) Ministerstwo Spraw Zagranicznych;</w:t>
+      </w:r>
+    </w:p>
+    <w:p>
+      <w:pPr>
+        <w:keepNext/>
+        <w:keepLines/>
+        <w:spacing w:after="0" w:line="360" w:lineRule="auto"/>
+        <w:jc w:val="both"/>
+        <w:rPr>
+          <w:rFonts w:ascii="Times New Roman" w:hAnsi="Times New Roman" w:cs="Times New Roman"/>
+          <w:bCs/>
+        </w:rPr>
+      </w:pPr>
+      <w:r>
+        <w:rPr>
+          <w:rFonts w:ascii="Times New Roman" w:hAnsi="Times New Roman" w:cs="Times New Roman"/>
+          <w:bCs/>
+        </w:rPr>
+        <w:t xml:space="preserve">4) Ministerstwo </w:t>
+      </w:r>
+      <w:r>
+        <w:rPr>
+          <w:rFonts w:ascii="Times New Roman" w:hAnsi="Times New Roman" w:cs="Times New Roman"/>
+          <w:bCs/>
+        </w:rPr>
+        <w:t>Gospodarki;</w:t>
+      </w:r>
+    </w:p>
+    <w:p>
+      <w:pPr>
+        <w:keepNext/>
+        <w:keepLines/>
+        <w:spacing w:after="0" w:line="360" w:lineRule="auto"/>
+        <w:jc w:val="both"/>
+        <w:rPr>
+          <w:rFonts w:ascii="Times New Roman" w:hAnsi="Times New Roman" w:cs="Times New Roman"/>
+          <w:bCs/>
+        </w:rPr>
+      </w:pPr>
+      <w:r>
+        <w:rPr>
+          <w:rFonts w:ascii="Times New Roman" w:hAnsi="Times New Roman" w:cs="Times New Roman"/>
+          <w:bCs/>
+        </w:rPr>
+        <w:t>5) Ministerstwo Edukacji i Nauki;</w:t>
+      </w:r>
+    </w:p>
+    <w:p>
+      <w:pPr>
+        <w:keepNext/>
+        <w:keepLines/>
+        <w:spacing w:after="0" w:line="360" w:lineRule="auto"/>
+        <w:jc w:val="both"/>
+        <w:rPr>
+          <w:rFonts w:ascii="Times New Roman" w:hAnsi="Times New Roman" w:cs="Times New Roman"/>
+          <w:bCs/>
+        </w:rPr>
+      </w:pPr>
+      <w:r>
+        <w:rPr>
+          <w:rFonts w:ascii="Times New Roman" w:hAnsi="Times New Roman" w:cs="Times New Roman"/>
+          <w:bCs/>
+        </w:rPr>
+        <w:t>6) Ministerstwo Regionów;</w:t>
+      </w:r>
+    </w:p>
+    <w:p>
+      <w:pPr>
+        <w:keepNext/>
+        <w:keepLines/>
+        <w:spacing w:after="0" w:line="360" w:lineRule="auto"/>
+        <w:jc w:val="both"/>
+        <w:rPr>
+          <w:rFonts w:ascii="Times New Roman" w:hAnsi="Times New Roman" w:cs="Times New Roman"/>
+          <w:bCs/>
+        </w:rPr>
+      </w:pPr>
+      <w:r>
+        <w:rPr>
+          <w:rFonts w:ascii="Times New Roman" w:hAnsi="Times New Roman" w:cs="Times New Roman"/>
+          <w:bCs/>
+        </w:rPr>
+        <w:t>7) Ministerstwo Pracy i Rodziny;</w:t>
+      </w:r>
+    </w:p>
+    <w:p>
+      <w:pPr>
+        <w:keepNext/>
+        <w:keepLines/>
+        <w:spacing w:after="0" w:line="360" w:lineRule="auto"/>
+        <w:jc w:val="both"/>
+        <w:rPr>
+          <w:rFonts w:ascii="Times New Roman" w:hAnsi="Times New Roman" w:cs="Times New Roman"/>
+          <w:bCs/>
+        </w:rPr>
+      </w:pPr>
+      <w:r>
+        <w:rPr>
+          <w:rFonts w:ascii="Times New Roman" w:hAnsi="Times New Roman" w:cs="Times New Roman"/>
+          <w:bCs/>
+        </w:rPr>
+        <w:t>8) Ministerstwo Spraw Wojskowych;</w:t>
+      </w:r>
+    </w:p>
+    <w:p>
+      <w:pPr>
+        <w:keepNext/>
+        <w:keepLines/>
+        <w:spacing w:after="0" w:line="360" w:lineRule="auto"/>
+        <w:jc w:val="both"/>
+        <w:rPr>
+          <w:rFonts w:ascii="Times New Roman" w:hAnsi="Times New Roman" w:cs="Times New Roman"/>
+          <w:bCs/>
+        </w:rPr>
+      </w:pPr>
+      <w:r>
+        <w:rPr>
+          <w:rFonts w:ascii="Times New Roman" w:hAnsi="Times New Roman" w:cs="Times New Roman"/>
+          <w:bCs/>
+        </w:rPr>
+        <w:t>9) Minis</w:t>
+      </w:r>
+      <w:r>
+        <w:rPr>
+          <w:rFonts w:ascii="Times New Roman" w:hAnsi="Times New Roman" w:cs="Times New Roman"/>
+          <w:bCs/>
+        </w:rPr>
+        <w:t>terstwo Sprawiedliwości;</w:t>
+      </w:r>
+    </w:p>
+    <w:p>
+      <w:pPr>
+        <w:keepNext/>
+        <w:keepLines/>
+        <w:spacing w:after="0" w:line="360" w:lineRule="auto"/>
+        <w:jc w:val="both"/>
+        <w:rPr>
+          <w:rFonts w:ascii="Times New Roman" w:hAnsi="Times New Roman" w:cs="Times New Roman"/>
+          <w:bCs/>
+        </w:rPr>
+      </w:pPr>
+      <w:r>
+        <w:rPr>
+          <w:rFonts w:ascii="Times New Roman" w:hAnsi="Times New Roman" w:cs="Times New Roman"/>
+          <w:bCs/>
+        </w:rPr>
+        <w:t>10) Ministerstwo Spraw Religijnych;</w:t>
+      </w:r>
+    </w:p>
+    <w:p>
+      <w:pPr>
+        <w:keepNext/>
+        <w:keepLines/>
+        <w:spacing w:after="0" w:line="360" w:lineRule="auto"/>
+        <w:jc w:val="both"/>
+        <w:rPr>
+          <w:rFonts w:ascii="Times New Roman" w:hAnsi="Times New Roman" w:cs="Times New Roman"/>
+          <w:bCs/>
+        </w:rPr>
+      </w:pPr>
+      <w:r>
+        <w:rPr>
+          <w:rFonts w:ascii="Times New Roman" w:hAnsi="Times New Roman" w:cs="Times New Roman"/>
+          <w:bCs/>
+        </w:rPr>
+        <w:t>11) Ministerstwo Zdrowia;</w:t>
+      </w:r>
+    </w:p>
+    <w:p>
+      <w:pPr>
+        <w:keepNext/>
+        <w:keepLines/>
+        <w:spacing w:after="0" w:line="360" w:lineRule="auto"/>
+        <w:jc w:val="both"/>
+        <w:rPr>
+          <w:rFonts w:ascii="Times New Roman" w:hAnsi="Times New Roman" w:cs="Times New Roman"/>
+          <w:bCs/>
+        </w:rPr>
+      </w:pPr>
+      <w:r>
+        <w:rPr>
+          <w:rFonts w:ascii="Times New Roman" w:hAnsi="Times New Roman" w:cs="Times New Roman"/>
+          <w:bCs/>
+        </w:rPr>
+        <w:t>12) Ministerstwo Rolnictwa.</w:t>
       </w:r>
     </w:p>
     <w:p>
@@ -453,6 +752,7 @@
         <w:docPartUnique/>
       </w:docPartObj>
     </w:sdtPr>
+    <w:sdtEndPr/>
     <w:sdtContent>
       <w:sdt>
         <w:sdtPr>
@@ -467,6 +767,7 @@
             <w:docPartUnique/>
           </w:docPartObj>
         </w:sdtPr>
+        <w:sdtEndPr/>
         <w:sdtContent>
           <w:p>
             <w:pPr>
@@ -4261,6 +4562,7 @@
   <w:style w:type="character" w:default="1" w:styleId="Domylnaczcionkaakapitu">
     <w:name w:val="Default Paragraph Font"/>
     <w:uiPriority w:val="1"/>
+    <w:semiHidden/>
     <w:unhideWhenUsed/>
   </w:style>
   <w:style w:type="table" w:default="1" w:styleId="Standardowy">
